--- a/templates/property_preservation_template.docx
+++ b/templates/property_preservation_template.docx
@@ -28,6 +28,24 @@
       </w:pPr>
       <w:r>
         <w:rPr>
+          <w:rFonts w:ascii="仿宋" w:hAnsi="仿宋"/>
+          <w:b w:val="0"/>
+          <w:color w:val="000000"/>
+          <w:sz w:val="28"/>
+          <w:rFonts w:ascii="仿宋" w:hAnsi="仿宋" w:eastAsia="仿宋"/>
+        </w:rPr>
+        <w:t>保全类型：□诉前保全 □诉中保全          案号：{{ case_number }}</w:t>
+      </w:r>
+    </w:p>
+    <w:p/>
+    <w:p>
+      <w:pPr>
+        <w:spacing w:line="560" w:lineRule="exact" w:before="0" w:after="80"/>
+        <w:ind w:firstLine="0"/>
+        <w:jc w:val="both"/>
+      </w:pPr>
+      <w:r>
+        <w:rPr>
           <w:rFonts w:ascii="黑体" w:hAnsi="黑体"/>
           <w:b/>
           <w:color w:val="000000"/>
@@ -44,7 +62,7 @@
           <w:sz w:val="28"/>
           <w:rFonts w:ascii="仿宋" w:hAnsi="仿宋" w:eastAsia="仿宋"/>
         </w:rPr>
-        <w:t>{{ applicant_name }}，身份证号码/统一社会信用代码：{{ applicant_id }}，联系电话：{{ applicant_phone }}。</w:t>
+        <w:t>{% if applicant_is_natural %}{{ applicant_name }}，住址：{{ applicant_address }}。身份证号码：{{ applicant_id }}。联系电话：{{ applicant_phone }}。{% else %}{{ applicant_name }}，住所地：{{ applicant_address }}。统一社会信用代码：{{ applicant_id }}。法定代表人：{{ applicant_legal_rep }}。联系电话：{{ applicant_phone }}。{% endif %}</w:t>
       </w:r>
     </w:p>
     <w:p>
@@ -141,9 +159,23 @@
           <w:rFonts w:ascii="仿宋" w:hAnsi="仿宋" w:eastAsia="仿宋"/>
         </w:rPr>
         <w:t>申请人诉被申请人关于 {{ cause_of_action }} 一案已向贵院提起诉讼。为防止被申请人转移、隐匿财产导致日后判决难以执行，特依据《中华人民共和国民事诉讼法》第一百零三条、第一百零五条之规定，申请财产保全。</w:t>
-        <w:br/>
-        <w:br/>
-        <w:t>担保说明：申请人已通过中国人民财产保险股份有限公司提供等额诉讼财产保全责任保险保函作为担保（附《保全保函》及保险单）。</w:t>
+      </w:r>
+    </w:p>
+    <w:p>
+      <w:pPr>
+        <w:spacing w:line="560" w:lineRule="exact" w:before="0" w:after="80"/>
+        <w:ind w:firstLine="560"/>
+        <w:jc w:val="both"/>
+      </w:pPr>
+      <w:r>
+        <w:rPr>
+          <w:rFonts w:ascii="仿宋" w:hAnsi="仿宋"/>
+          <w:b w:val="0"/>
+          <w:color w:val="000000"/>
+          <w:sz w:val="28"/>
+          <w:rFonts w:ascii="仿宋" w:hAnsi="仿宋" w:eastAsia="仿宋"/>
+        </w:rPr>
+        <w:t>担保方式：{{ guarantee_method }}；担保机构：{{ guarantee_institution }}</w:t>
       </w:r>
     </w:p>
     <w:p>
@@ -206,7 +238,7 @@
           <w:sz w:val="28"/>
           <w:rFonts w:ascii="黑体" w:hAnsi="黑体" w:eastAsia="黑体"/>
         </w:rPr>
-        <w:t>{{ court_name }}人民法院</w:t>
+        <w:t>{{ court_name }}</w:t>
       </w:r>
     </w:p>
     <w:p/>
